--- a/Taller_2.docx
+++ b/Taller_2.docx
@@ -141,7 +141,35 @@
         <w:rPr>
           <w:rFonts w:ascii="Garamond" w:hAnsi="Garamond"/>
         </w:rPr>
-        <w:t>Modelar una elección con tres o más categorías nominales y convertir los resultados en probabilidades predichas, efectos marginales y una decisión de gestión. El foco del taller es el modelo logit multinomial; el logit binario solo se usa como antecedente conceptual.</w:t>
+        <w:t xml:space="preserve">Modelar una elección con tres o más categorías nominales y convertir los resultados en probabilidades predichas, efectos marginales y una decisión de gestión. El foco del taller es el modelo </w:t>
+      </w:r>
+      <w:proofErr w:type="spellStart"/>
+      <w:r>
+        <w:rPr>
+          <w:rFonts w:ascii="Garamond" w:hAnsi="Garamond"/>
+        </w:rPr>
+        <w:t>logit</w:t>
+      </w:r>
+      <w:proofErr w:type="spellEnd"/>
+      <w:r>
+        <w:rPr>
+          <w:rFonts w:ascii="Garamond" w:hAnsi="Garamond"/>
+        </w:rPr>
+        <w:t xml:space="preserve"> multinomial; el </w:t>
+      </w:r>
+      <w:proofErr w:type="spellStart"/>
+      <w:r>
+        <w:rPr>
+          <w:rFonts w:ascii="Garamond" w:hAnsi="Garamond"/>
+        </w:rPr>
+        <w:t>logit</w:t>
+      </w:r>
+      <w:proofErr w:type="spellEnd"/>
+      <w:r>
+        <w:rPr>
+          <w:rFonts w:ascii="Garamond" w:hAnsi="Garamond"/>
+        </w:rPr>
+        <w:t xml:space="preserve"> binario solo se usa como antecedente conceptual.</w:t>
       </w:r>
     </w:p>
     <w:p>
@@ -198,7 +226,21 @@
         <w:rPr>
           <w:rFonts w:ascii="Garamond" w:hAnsi="Garamond"/>
         </w:rPr>
-        <w:t>Variable dependiente con mínimo 3 categorías nominales: por ejemplo método de pago, tipo de crédito, canal, entidad, producto, programa, plataforma o marca.</w:t>
+        <w:t xml:space="preserve">Variable dependiente con mínimo 3 categorías nominales: por </w:t>
+      </w:r>
+      <w:proofErr w:type="gramStart"/>
+      <w:r>
+        <w:rPr>
+          <w:rFonts w:ascii="Garamond" w:hAnsi="Garamond"/>
+        </w:rPr>
+        <w:t>ejemplo</w:t>
+      </w:r>
+      <w:proofErr w:type="gramEnd"/>
+      <w:r>
+        <w:rPr>
+          <w:rFonts w:ascii="Garamond" w:hAnsi="Garamond"/>
+        </w:rPr>
+        <w:t xml:space="preserve"> método de pago, tipo de crédito, canal, entidad, producto, programa, plataforma o marca.</w:t>
       </w:r>
     </w:p>
     <w:p>
@@ -308,8 +350,19 @@
           <w:bCs/>
           <w:lang w:val="en-US"/>
         </w:rPr>
-        <w:t>Fuentes sugeridas</w:t>
-      </w:r>
+        <w:t xml:space="preserve">Fuentes </w:t>
+      </w:r>
+      <w:proofErr w:type="spellStart"/>
+      <w:r>
+        <w:rPr>
+          <w:rFonts w:ascii="Garamond" w:hAnsi="Garamond"/>
+          <w:b/>
+          <w:bCs/>
+          <w:lang w:val="en-US"/>
+        </w:rPr>
+        <w:t>sugeridas</w:t>
+      </w:r>
+      <w:proofErr w:type="spellEnd"/>
     </w:p>
     <w:tbl>
       <w:tblPr>
@@ -392,14 +445,34 @@
                 <w:lang w:val="en-US"/>
               </w:rPr>
             </w:pPr>
+            <w:proofErr w:type="spellStart"/>
             <w:r>
               <w:rPr>
                 <w:rFonts w:ascii="Garamond" w:hAnsi="Garamond"/>
                 <w:b/>
                 <w:lang w:val="en-US"/>
               </w:rPr>
-              <w:t>Útil para buscar</w:t>
+              <w:t>Útil</w:t>
             </w:r>
+            <w:proofErr w:type="spellEnd"/>
+            <w:r>
+              <w:rPr>
+                <w:rFonts w:ascii="Garamond" w:hAnsi="Garamond"/>
+                <w:b/>
+                <w:lang w:val="en-US"/>
+              </w:rPr>
+              <w:t xml:space="preserve"> para </w:t>
+            </w:r>
+            <w:proofErr w:type="spellStart"/>
+            <w:r>
+              <w:rPr>
+                <w:rFonts w:ascii="Garamond" w:hAnsi="Garamond"/>
+                <w:b/>
+                <w:lang w:val="en-US"/>
+              </w:rPr>
+              <w:t>buscar</w:t>
+            </w:r>
+            <w:proofErr w:type="spellEnd"/>
           </w:p>
         </w:tc>
       </w:tr>
@@ -427,7 +500,25 @@
                 <w:b/>
                 <w:lang w:val="en-US"/>
               </w:rPr>
-              <w:t>Datos Abiertos Colombia</w:t>
+              <w:t xml:space="preserve">Datos </w:t>
+            </w:r>
+            <w:proofErr w:type="spellStart"/>
+            <w:r>
+              <w:rPr>
+                <w:rFonts w:ascii="Garamond" w:hAnsi="Garamond"/>
+                <w:b/>
+                <w:lang w:val="en-US"/>
+              </w:rPr>
+              <w:t>Abiertos</w:t>
+            </w:r>
+            <w:proofErr w:type="spellEnd"/>
+            <w:r>
+              <w:rPr>
+                <w:rFonts w:ascii="Garamond" w:hAnsi="Garamond"/>
+                <w:b/>
+                <w:lang w:val="en-US"/>
+              </w:rPr>
+              <w:t xml:space="preserve"> Colombia</w:t>
             </w:r>
           </w:p>
         </w:tc>
@@ -503,8 +594,36 @@
                 <w:b/>
                 <w:lang w:val="en-US"/>
               </w:rPr>
-              <w:t>DANE · Catálogo de Microdatos</w:t>
+              <w:t xml:space="preserve">DANE · </w:t>
             </w:r>
+            <w:proofErr w:type="spellStart"/>
+            <w:r>
+              <w:rPr>
+                <w:rFonts w:ascii="Garamond" w:hAnsi="Garamond"/>
+                <w:b/>
+                <w:lang w:val="en-US"/>
+              </w:rPr>
+              <w:t>Catálogo</w:t>
+            </w:r>
+            <w:proofErr w:type="spellEnd"/>
+            <w:r>
+              <w:rPr>
+                <w:rFonts w:ascii="Garamond" w:hAnsi="Garamond"/>
+                <w:b/>
+                <w:lang w:val="en-US"/>
+              </w:rPr>
+              <w:t xml:space="preserve"> de </w:t>
+            </w:r>
+            <w:proofErr w:type="spellStart"/>
+            <w:r>
+              <w:rPr>
+                <w:rFonts w:ascii="Garamond" w:hAnsi="Garamond"/>
+                <w:b/>
+                <w:lang w:val="en-US"/>
+              </w:rPr>
+              <w:t>Microdatos</w:t>
+            </w:r>
+            <w:proofErr w:type="spellEnd"/>
           </w:p>
         </w:tc>
         <w:tc>
@@ -526,7 +645,23 @@
                   <w:rStyle w:val="Hipervnculo"/>
                   <w:rFonts w:ascii="Garamond" w:hAnsi="Garamond"/>
                 </w:rPr>
-                <w:t>microdatos.dane.gov.co/catalog/central</w:t>
+                <w:t>microdatos.dane.gov.co/</w:t>
+              </w:r>
+              <w:proofErr w:type="spellStart"/>
+              <w:r>
+                <w:rPr>
+                  <w:rStyle w:val="Hipervnculo"/>
+                  <w:rFonts w:ascii="Garamond" w:hAnsi="Garamond"/>
+                </w:rPr>
+                <w:t>catalog</w:t>
+              </w:r>
+              <w:proofErr w:type="spellEnd"/>
+              <w:r>
+                <w:rPr>
+                  <w:rStyle w:val="Hipervnculo"/>
+                  <w:rFonts w:ascii="Garamond" w:hAnsi="Garamond"/>
+                </w:rPr>
+                <w:t>/central</w:t>
               </w:r>
             </w:hyperlink>
           </w:p>
@@ -571,13 +706,23 @@
                 <w:lang w:val="en-US"/>
               </w:rPr>
             </w:pPr>
+            <w:proofErr w:type="spellStart"/>
             <w:r>
               <w:rPr>
                 <w:rFonts w:ascii="Garamond" w:hAnsi="Garamond"/>
                 <w:b/>
                 <w:lang w:val="en-US"/>
               </w:rPr>
-              <w:t>Superintendencia Financiera de Colombia</w:t>
+              <w:t>Superintendencia</w:t>
+            </w:r>
+            <w:proofErr w:type="spellEnd"/>
+            <w:r>
+              <w:rPr>
+                <w:rFonts w:ascii="Garamond" w:hAnsi="Garamond"/>
+                <w:b/>
+                <w:lang w:val="en-US"/>
+              </w:rPr>
+              <w:t xml:space="preserve"> Financiera de Colombia</w:t>
             </w:r>
           </w:p>
         </w:tc>
@@ -801,8 +946,18 @@
                 <w:b/>
                 <w:lang w:val="en-US"/>
               </w:rPr>
-              <w:t>World Bank DataBank</w:t>
+              <w:t xml:space="preserve">World Bank </w:t>
             </w:r>
+            <w:proofErr w:type="spellStart"/>
+            <w:r>
+              <w:rPr>
+                <w:rFonts w:ascii="Garamond" w:hAnsi="Garamond"/>
+                <w:b/>
+                <w:lang w:val="en-US"/>
+              </w:rPr>
+              <w:t>DataBank</w:t>
+            </w:r>
+            <w:proofErr w:type="spellEnd"/>
           </w:p>
         </w:tc>
         <w:tc>
@@ -902,8 +1057,18 @@
                   <w:rFonts w:ascii="Garamond" w:hAnsi="Garamond"/>
                   <w:lang w:val="en-US"/>
                 </w:rPr>
-                <w:t>data.imf.org/en</w:t>
+                <w:t>data.imf.org/</w:t>
               </w:r>
+              <w:proofErr w:type="spellStart"/>
+              <w:r>
+                <w:rPr>
+                  <w:rStyle w:val="Hipervnculo"/>
+                  <w:rFonts w:ascii="Garamond" w:hAnsi="Garamond"/>
+                  <w:lang w:val="en-US"/>
+                </w:rPr>
+                <w:t>en</w:t>
+              </w:r>
+              <w:proofErr w:type="spellEnd"/>
             </w:hyperlink>
           </w:p>
         </w:tc>
@@ -1290,7 +1455,37 @@
         <w:rPr>
           <w:rFonts w:ascii="Garamond" w:hAnsi="Garamond"/>
         </w:rPr>
-        <w:t>Estime y ~ x1 + x2 + ... con nnet::multinom o una función equivalente.</w:t>
+        <w:t xml:space="preserve">Estime y ~ x1 + x2 + ... con </w:t>
+      </w:r>
+      <w:proofErr w:type="spellStart"/>
+      <w:proofErr w:type="gramStart"/>
+      <w:r>
+        <w:rPr>
+          <w:rFonts w:ascii="Garamond" w:hAnsi="Garamond"/>
+        </w:rPr>
+        <w:t>nnet</w:t>
+      </w:r>
+      <w:proofErr w:type="spellEnd"/>
+      <w:r>
+        <w:rPr>
+          <w:rFonts w:ascii="Garamond" w:hAnsi="Garamond"/>
+        </w:rPr>
+        <w:t>::</w:t>
+      </w:r>
+      <w:proofErr w:type="spellStart"/>
+      <w:proofErr w:type="gramEnd"/>
+      <w:r>
+        <w:rPr>
+          <w:rFonts w:ascii="Garamond" w:hAnsi="Garamond"/>
+        </w:rPr>
+        <w:t>multinom</w:t>
+      </w:r>
+      <w:proofErr w:type="spellEnd"/>
+      <w:r>
+        <w:rPr>
+          <w:rFonts w:ascii="Garamond" w:hAnsi="Garamond"/>
+        </w:rPr>
+        <w:t xml:space="preserve"> o una función equivalente.</w:t>
       </w:r>
     </w:p>
     <w:p>
@@ -1312,7 +1507,34 @@
         <w:rPr>
           <w:rFonts w:ascii="Garamond" w:hAnsi="Garamond"/>
         </w:rPr>
-        <w:t>Reporte coeficientes, odds ratios y p-valores. Interprete cada resultado contra la categoría base.</w:t>
+        <w:t xml:space="preserve">Reporte coeficientes, </w:t>
+      </w:r>
+      <w:proofErr w:type="spellStart"/>
+      <w:r>
+        <w:rPr>
+          <w:rFonts w:ascii="Garamond" w:hAnsi="Garamond"/>
+        </w:rPr>
+        <w:t>odds</w:t>
+      </w:r>
+      <w:proofErr w:type="spellEnd"/>
+      <w:r>
+        <w:rPr>
+          <w:rFonts w:ascii="Garamond" w:hAnsi="Garamond"/>
+        </w:rPr>
+        <w:t xml:space="preserve"> ratios y p-valores. </w:t>
+      </w:r>
+      <w:r>
+        <w:rPr>
+          <w:rFonts w:ascii="Garamond" w:hAnsi="Garamond"/>
+          <w:highlight w:val="yellow"/>
+        </w:rPr>
+        <w:t>Interprete cada resultado contra la categoría base</w:t>
+      </w:r>
+      <w:r>
+        <w:rPr>
+          <w:rFonts w:ascii="Garamond" w:hAnsi="Garamond"/>
+        </w:rPr>
+        <w:t>.</w:t>
       </w:r>
     </w:p>
     <w:p>
@@ -1451,7 +1673,21 @@
         <w:rPr>
           <w:rFonts w:ascii="Garamond" w:hAnsi="Garamond"/>
         </w:rPr>
-        <w:t>, pdf.</w:t>
+        <w:t xml:space="preserve">, </w:t>
+      </w:r>
+      <w:proofErr w:type="spellStart"/>
+      <w:r>
+        <w:rPr>
+          <w:rFonts w:ascii="Garamond" w:hAnsi="Garamond"/>
+        </w:rPr>
+        <w:t>pdf</w:t>
+      </w:r>
+      <w:proofErr w:type="spellEnd"/>
+      <w:r>
+        <w:rPr>
+          <w:rFonts w:ascii="Garamond" w:hAnsi="Garamond"/>
+        </w:rPr>
+        <w:t>.</w:t>
       </w:r>
     </w:p>
     <w:p>
@@ -1489,7 +1725,43 @@
         <w:rPr>
           <w:rFonts w:ascii="Garamond" w:hAnsi="Garamond"/>
         </w:rPr>
-        <w:t>Código reproducible en archivo .Rmd o .R, entregado por separado.</w:t>
+        <w:t xml:space="preserve">Código reproducible en </w:t>
+      </w:r>
+      <w:proofErr w:type="gramStart"/>
+      <w:r>
+        <w:rPr>
+          <w:rFonts w:ascii="Garamond" w:hAnsi="Garamond"/>
+        </w:rPr>
+        <w:t>archivo .</w:t>
+      </w:r>
+      <w:proofErr w:type="spellStart"/>
+      <w:r>
+        <w:rPr>
+          <w:rFonts w:ascii="Garamond" w:hAnsi="Garamond"/>
+        </w:rPr>
+        <w:t>Rmd</w:t>
+      </w:r>
+      <w:proofErr w:type="spellEnd"/>
+      <w:proofErr w:type="gramEnd"/>
+      <w:r>
+        <w:rPr>
+          <w:rFonts w:ascii="Garamond" w:hAnsi="Garamond"/>
+        </w:rPr>
+        <w:t xml:space="preserve"> </w:t>
+      </w:r>
+      <w:proofErr w:type="gramStart"/>
+      <w:r>
+        <w:rPr>
+          <w:rFonts w:ascii="Garamond" w:hAnsi="Garamond"/>
+        </w:rPr>
+        <w:t>o .R</w:t>
+      </w:r>
+      <w:proofErr w:type="gramEnd"/>
+      <w:r>
+        <w:rPr>
+          <w:rFonts w:ascii="Garamond" w:hAnsi="Garamond"/>
+        </w:rPr>
+        <w:t>, entregado por separado.</w:t>
       </w:r>
     </w:p>
     <w:p>
@@ -1539,7 +1811,29 @@
         <w:rPr>
           <w:rFonts w:ascii="Garamond" w:hAnsi="Garamond"/>
         </w:rPr>
-        <w:t>No incluyan capturas de consola, bloques extensos de código ni salidas completas de summary().</w:t>
+        <w:t xml:space="preserve">No incluyan capturas de consola, bloques extensos de código ni salidas completas de </w:t>
+      </w:r>
+      <w:proofErr w:type="spellStart"/>
+      <w:proofErr w:type="gramStart"/>
+      <w:r>
+        <w:rPr>
+          <w:rFonts w:ascii="Garamond" w:hAnsi="Garamond"/>
+        </w:rPr>
+        <w:t>summary</w:t>
+      </w:r>
+      <w:proofErr w:type="spellEnd"/>
+      <w:r>
+        <w:rPr>
+          <w:rFonts w:ascii="Garamond" w:hAnsi="Garamond"/>
+        </w:rPr>
+        <w:t>(</w:t>
+      </w:r>
+      <w:proofErr w:type="gramEnd"/>
+      <w:r>
+        <w:rPr>
+          <w:rFonts w:ascii="Garamond" w:hAnsi="Garamond"/>
+        </w:rPr>
+        <w:t>).</w:t>
       </w:r>
     </w:p>
     <w:p>
@@ -3240,6 +3534,7 @@
   <w:style w:type="character" w:default="1" w:styleId="Fuentedeprrafopredeter">
     <w:name w:val="Default Paragraph Font"/>
     <w:uiPriority w:val="1"/>
+    <w:semiHidden/>
     <w:unhideWhenUsed/>
   </w:style>
   <w:style w:type="table" w:default="1" w:styleId="Tablanormal">
